--- a/generated/documents/act_2026_04_5.docx
+++ b/generated/documents/act_2026_04_5.docx
@@ -25,7 +25,7 @@
           <w:b w:val="false"/>
           <w:bCs w:val="false"/>
         </w:rPr>
-        <w:t xml:space="preserve">от 09.04.2026 г.</w:t>
+        <w:t xml:space="preserve">от 08.05.2026 г.</w:t>
       </w:r>
     </w:p>
     <w:p>
@@ -64,7 +64,7 @@
           <w:b w:val="false"/>
           <w:bCs w:val="false"/>
         </w:rPr>
-        <w:t xml:space="preserve">Заказчик: Railship, ИНН 6658246043, КПП 665801001</w:t>
+        <w:t xml:space="preserve">Заказчик: ООО «Рейлшип Сервис», ИНН 6658246043, КПП 665801001</w:t>
       </w:r>
     </w:p>
     <w:p>
@@ -260,7 +260,7 @@
                 <w:b w:val="false"/>
                 <w:bCs w:val="false"/>
               </w:rPr>
-              <w:t xml:space="preserve">2</w:t>
+              <w:t xml:space="preserve">9</w:t>
             </w:r>
           </w:p>
         </w:tc>
@@ -278,7 +278,7 @@
                 <w:b w:val="false"/>
                 <w:bCs w:val="false"/>
               </w:rPr>
-              <w:t xml:space="preserve">840,00</w:t>
+              <w:t xml:space="preserve">4 500,00</w:t>
             </w:r>
           </w:p>
         </w:tc>
@@ -294,7 +294,7 @@
           <w:b w:val="false"/>
           <w:bCs w:val="false"/>
         </w:rPr>
-        <w:t xml:space="preserve">Итого: 840,00 руб.</w:t>
+        <w:t xml:space="preserve">Итого: 4 500,00 руб.</w:t>
       </w:r>
     </w:p>
     <w:p>
@@ -320,7 +320,7 @@
           <w:b w:val="false"/>
           <w:bCs w:val="false"/>
         </w:rPr>
-        <w:t xml:space="preserve">Количество дней питания: 2.</w:t>
+        <w:t xml:space="preserve">Количество дней питания: 9.</w:t>
       </w:r>
     </w:p>
     <w:p>
@@ -333,7 +333,7 @@
           <w:b w:val="false"/>
           <w:bCs w:val="false"/>
         </w:rPr>
-        <w:t xml:space="preserve">Всего оказано услуг на сумму: Восемьсот сорок рублей 00 копеек.</w:t>
+        <w:t xml:space="preserve">Всего оказано услуг на сумму: Четыре тысячи пятьсот рублей 00 копеек.</w:t>
       </w:r>
     </w:p>
     <w:p>
